--- a/docs/_tools/generated/scenarios/superset/reactor-performance-analytics/scenario.docx
+++ b/docs/_tools/generated/scenarios/superset/reactor-performance-analytics/scenario.docx
@@ -2,6 +2,350 @@
 <file path=word/document.xml><?xml version="1.0" encoding="utf-8"?>
 <w:document xmlns:wpc="http://schemas.microsoft.com/office/word/2010/wordprocessingCanvas" xmlns:mo="http://schemas.microsoft.com/office/mac/office/2008/main" xmlns:mc="http://schemas.openxmlformats.org/markup-compatibility/2006" xmlns:mv="urn:schemas-microsoft-com:mac:vml" xmlns:o="urn:schemas-microsoft-com:office:office" xmlns:r="http://schemas.openxmlformats.org/officeDocument/2006/relationships" xmlns:m="http://schemas.openxmlformats.org/officeDocument/2006/math" xmlns:v="urn:schemas-microsoft-com:vml" xmlns:wp14="http://schemas.microsoft.com/office/word/2010/wordprocessingDrawing" xmlns:wp="http://schemas.openxmlformats.org/drawingml/2006/wordprocessingDrawing" xmlns:w10="urn:schemas-microsoft-com:office:word" xmlns:w="http://schemas.openxmlformats.org/wordprocessingml/2006/main" xmlns:w14="http://schemas.microsoft.com/office/word/2010/wordml" xmlns:wpg="http://schemas.microsoft.com/office/word/2010/wordprocessingGroup" xmlns:wpi="http://schemas.microsoft.com/office/word/2010/wordprocessingInk" xmlns:wne="http://schemas.microsoft.com/office/word/2006/wordml" xmlns:wps="http://schemas.microsoft.com/office/word/2010/wordprocessingShape" mc:Ignorable="w14 wp14">
   <w:body>
+    <w:p>
+      <w:pPr>
+        <w:pStyle w:val="Heading1"/>
+        <w:spacing w:after="240" w:before="0"/>
+      </w:pPr>
+      <w:r>
+        <w:t>Table of Contents</w:t>
+      </w:r>
+    </w:p>
+    <w:p>
+      <w:pPr>
+        <w:spacing w:after="40" w:before="40"/>
+        <w:ind w:left="0"/>
+      </w:pPr>
+      <w:hyperlink w:anchor="Scenario__Reactor_Performance_Analytics">
+        <w:r>
+          <w:rPr>
+            <w:color w:val="0000FF"/>
+            <w:u w:val="single"/>
+          </w:rPr>
+          <w:t>Scenario: Reactor Performance Analytics</w:t>
+        </w:r>
+      </w:hyperlink>
+    </w:p>
+    <w:p>
+      <w:pPr>
+        <w:spacing w:after="40" w:before="40"/>
+        <w:ind w:left="360"/>
+      </w:pPr>
+      <w:hyperlink w:anchor="User_Story">
+        <w:r>
+          <w:rPr>
+            <w:color w:val="0000FF"/>
+            <w:u w:val="single"/>
+          </w:rPr>
+          <w:t>User Story</w:t>
+        </w:r>
+      </w:hyperlink>
+    </w:p>
+    <w:p>
+      <w:pPr>
+        <w:spacing w:after="40" w:before="40"/>
+        <w:ind w:left="360"/>
+      </w:pPr>
+      <w:hyperlink w:anchor="Questions_This_Dashboard_Answers">
+        <w:r>
+          <w:rPr>
+            <w:color w:val="0000FF"/>
+            <w:u w:val="single"/>
+          </w:rPr>
+          <w:t>Questions This Dashboard Answers</w:t>
+        </w:r>
+      </w:hyperlink>
+    </w:p>
+    <w:p>
+      <w:pPr>
+        <w:spacing w:after="40" w:before="40"/>
+        <w:ind w:left="360"/>
+      </w:pPr>
+      <w:hyperlink w:anchor="Charts">
+        <w:r>
+          <w:rPr>
+            <w:color w:val="0000FF"/>
+            <w:u w:val="single"/>
+          </w:rPr>
+          <w:t>Charts</w:t>
+        </w:r>
+      </w:hyperlink>
+    </w:p>
+    <w:p>
+      <w:pPr>
+        <w:spacing w:after="40" w:before="40"/>
+        <w:ind w:left="360"/>
+      </w:pPr>
+      <w:hyperlink w:anchor="Filters">
+        <w:r>
+          <w:rPr>
+            <w:color w:val="0000FF"/>
+            <w:u w:val="single"/>
+          </w:rPr>
+          <w:t>Filters</w:t>
+        </w:r>
+      </w:hyperlink>
+    </w:p>
+    <w:p>
+      <w:pPr>
+        <w:spacing w:after="40" w:before="40"/>
+        <w:ind w:left="360"/>
+      </w:pPr>
+      <w:hyperlink w:anchor="Data_Requirements">
+        <w:r>
+          <w:rPr>
+            <w:color w:val="0000FF"/>
+            <w:u w:val="single"/>
+          </w:rPr>
+          <w:t>Data Requirements</w:t>
+        </w:r>
+      </w:hyperlink>
+    </w:p>
+    <w:p>
+      <w:pPr>
+        <w:spacing w:after="40" w:before="40"/>
+        <w:ind w:left="720"/>
+      </w:pPr>
+      <w:hyperlink w:anchor="Gold_Tables">
+        <w:r>
+          <w:rPr>
+            <w:color w:val="0000FF"/>
+            <w:u w:val="single"/>
+          </w:rPr>
+          <w:t>Gold Tables</w:t>
+        </w:r>
+      </w:hyperlink>
+    </w:p>
+    <w:p>
+      <w:pPr>
+        <w:spacing w:after="40" w:before="40"/>
+        <w:ind w:left="720"/>
+      </w:pPr>
+      <w:hyperlink w:anchor="Silver_Tables">
+        <w:r>
+          <w:rPr>
+            <w:color w:val="0000FF"/>
+            <w:u w:val="single"/>
+          </w:rPr>
+          <w:t>Silver Tables</w:t>
+        </w:r>
+      </w:hyperlink>
+    </w:p>
+    <w:p>
+      <w:pPr>
+        <w:spacing w:after="40" w:before="40"/>
+        <w:ind w:left="720"/>
+      </w:pPr>
+      <w:hyperlink w:anchor="Bronze_Tables__Raw_Ingestion_">
+        <w:r>
+          <w:rPr>
+            <w:color w:val="0000FF"/>
+            <w:u w:val="single"/>
+          </w:rPr>
+          <w:t>Bronze Tables (Raw Ingestion)</w:t>
+        </w:r>
+      </w:hyperlink>
+    </w:p>
+    <w:p>
+      <w:pPr>
+        <w:spacing w:after="40" w:before="40"/>
+        <w:ind w:left="360"/>
+      </w:pPr>
+      <w:hyperlink w:anchor="Sample_Data_Columns">
+        <w:r>
+          <w:rPr>
+            <w:color w:val="0000FF"/>
+            <w:u w:val="single"/>
+          </w:rPr>
+          <w:t>Sample Data Columns</w:t>
+        </w:r>
+      </w:hyperlink>
+    </w:p>
+    <w:p>
+      <w:pPr>
+        <w:spacing w:after="40" w:before="40"/>
+        <w:ind w:left="720"/>
+      </w:pPr>
+      <w:hyperlink w:anchor="From_serial_data___csv">
+        <w:r>
+          <w:rPr>
+            <w:color w:val="0000FF"/>
+            <w:u w:val="single"/>
+          </w:rPr>
+          <w:t>From serial_data/*.csv</w:t>
+        </w:r>
+      </w:hyperlink>
+    </w:p>
+    <w:p>
+      <w:pPr>
+        <w:spacing w:after="40" w:before="40"/>
+        <w:ind w:left="720"/>
+      </w:pPr>
+      <w:hyperlink w:anchor="From_Xeburnup2025_csv">
+        <w:r>
+          <w:rPr>
+            <w:color w:val="0000FF"/>
+            <w:u w:val="single"/>
+          </w:rPr>
+          <w:t>From Xeburnup2025.csv</w:t>
+        </w:r>
+      </w:hyperlink>
+    </w:p>
+    <w:p>
+      <w:pPr>
+        <w:spacing w:after="40" w:before="40"/>
+        <w:ind w:left="720"/>
+      </w:pPr>
+      <w:hyperlink w:anchor="From_static_core_20250110BOCin_core_csv">
+        <w:r>
+          <w:rPr>
+            <w:color w:val="0000FF"/>
+            <w:u w:val="single"/>
+          </w:rPr>
+          <w:t>From static/core/20250110BOCin_core.csv</w:t>
+        </w:r>
+      </w:hyperlink>
+    </w:p>
+    <w:p>
+      <w:pPr>
+        <w:spacing w:after="40" w:before="40"/>
+        <w:ind w:left="720"/>
+      </w:pPr>
+      <w:hyperlink w:anchor="From_rhovsT_csv">
+        <w:r>
+          <w:rPr>
+            <w:color w:val="0000FF"/>
+            <w:u w:val="single"/>
+          </w:rPr>
+          <w:t>From rhovsT.csv</w:t>
+        </w:r>
+      </w:hyperlink>
+    </w:p>
+    <w:p>
+      <w:pPr>
+        <w:spacing w:after="40" w:before="40"/>
+        <w:ind w:left="360"/>
+      </w:pPr>
+      <w:hyperlink w:anchor="Calculated_Metrics">
+        <w:r>
+          <w:rPr>
+            <w:color w:val="0000FF"/>
+            <w:u w:val="single"/>
+          </w:rPr>
+          <w:t>Calculated Metrics</w:t>
+        </w:r>
+      </w:hyperlink>
+    </w:p>
+    <w:p>
+      <w:pPr>
+        <w:spacing w:after="40" w:before="40"/>
+        <w:ind w:left="720"/>
+      </w:pPr>
+      <w:hyperlink w:anchor="Excess_Reactivity">
+        <w:r>
+          <w:rPr>
+            <w:color w:val="0000FF"/>
+            <w:u w:val="single"/>
+          </w:rPr>
+          <w:t>Excess Reactivity</w:t>
+        </w:r>
+      </w:hyperlink>
+    </w:p>
+    <w:p>
+      <w:pPr>
+        <w:spacing w:after="40" w:before="40"/>
+        <w:ind w:left="720"/>
+      </w:pPr>
+      <w:hyperlink w:anchor="Startup_Duration">
+        <w:r>
+          <w:rPr>
+            <w:color w:val="0000FF"/>
+            <w:u w:val="single"/>
+          </w:rPr>
+          <w:t>Startup Duration</w:t>
+        </w:r>
+      </w:hyperlink>
+    </w:p>
+    <w:p>
+      <w:pPr>
+        <w:spacing w:after="40" w:before="40"/>
+        <w:ind w:left="360"/>
+      </w:pPr>
+      <w:hyperlink w:anchor="Data_Joins">
+        <w:r>
+          <w:rPr>
+            <w:color w:val="0000FF"/>
+            <w:u w:val="single"/>
+          </w:rPr>
+          <w:t>Data Joins</w:t>
+        </w:r>
+      </w:hyperlink>
+    </w:p>
+    <w:p>
+      <w:pPr>
+        <w:spacing w:after="40" w:before="40"/>
+        <w:ind w:left="360"/>
+      </w:pPr>
+      <w:hyperlink w:anchor="Acceptance_Criteria">
+        <w:r>
+          <w:rPr>
+            <w:color w:val="0000FF"/>
+            <w:u w:val="single"/>
+          </w:rPr>
+          <w:t>Acceptance Criteria</w:t>
+        </w:r>
+      </w:hyperlink>
+    </w:p>
+    <w:p>
+      <w:pPr>
+        <w:spacing w:after="40" w:before="40"/>
+        <w:ind w:left="360"/>
+      </w:pPr>
+      <w:hyperlink w:anchor="dbt_Tests__Write_First_">
+        <w:r>
+          <w:rPr>
+            <w:color w:val="0000FF"/>
+            <w:u w:val="single"/>
+          </w:rPr>
+          <w:t>dbt Tests (Write First)</w:t>
+        </w:r>
+      </w:hyperlink>
+    </w:p>
+    <w:p>
+      <w:pPr>
+        <w:spacing w:after="40" w:before="40"/>
+        <w:ind w:left="360"/>
+      </w:pPr>
+      <w:hyperlink w:anchor="Implementation_Priority">
+        <w:r>
+          <w:rPr>
+            <w:color w:val="0000FF"/>
+            <w:u w:val="single"/>
+          </w:rPr>
+          <w:t>Implementation Priority</w:t>
+        </w:r>
+      </w:hyperlink>
+    </w:p>
+    <w:p>
+      <w:pPr>
+        <w:spacing w:after="40" w:before="40"/>
+        <w:ind w:left="360"/>
+      </w:pPr>
+      <w:hyperlink w:anchor="Open_Questions">
+        <w:r>
+          <w:rPr>
+            <w:color w:val="0000FF"/>
+            <w:u w:val="single"/>
+          </w:rPr>
+          <w:t>Open Questions</w:t>
+        </w:r>
+      </w:hyperlink>
+    </w:p>
+    <w:p>
+      <w:r>
+        <w:br w:type="page"/>
+      </w:r>
+    </w:p>
     <w:p>
       <w:pPr>
         <w:pStyle w:val="Heading1"/>
@@ -95,11 +439,6 @@
     </w:p>
     <w:p>
       <w:pPr>
-        <w:numPr>
-          <w:ilvl w:val="0"/>
-          <w:numId w:val="1"/>
-          <w:numRestart w:val="1"/>
-        </w:numPr>
         <w:pStyle w:val="ListNumber"/>
         <w:spacing w:after="40" w:before="0"/>
       </w:pPr>
@@ -3792,11 +4131,6 @@
     </w:p>
     <w:p>
       <w:pPr>
-        <w:numPr>
-          <w:ilvl w:val="0"/>
-          <w:numId w:val="1"/>
-          <w:numRestart w:val="1"/>
-        </w:numPr>
         <w:pStyle w:val="ListNumber"/>
         <w:spacing w:after="40" w:before="0"/>
       </w:pPr>
@@ -3913,11 +4247,6 @@
     </w:p>
     <w:p>
       <w:pPr>
-        <w:numPr>
-          <w:ilvl w:val="0"/>
-          <w:numId w:val="1"/>
-          <w:numRestart w:val="1"/>
-        </w:numPr>
         <w:pStyle w:val="ListNumber"/>
         <w:spacing w:after="40" w:before="0"/>
       </w:pPr>
